--- a/docs/05-design-system.docx
+++ b/docs/05-design-system.docx
@@ -541,10 +541,7 @@
         </w:numPr>
       </w:pPr>
       <w:r>
-        <w:t>Семантические цвета</w:t>
-      </w:r>
-      <w:r>
-        <w:t>.</w:t>
+        <w:t>Семантические цвета.</w:t>
       </w:r>
     </w:p>
     <w:tbl>
@@ -2278,10 +2275,7 @@
         </w:numPr>
       </w:pPr>
       <w:r>
-        <w:t>Цвета объектов на карте</w:t>
-      </w:r>
-      <w:r>
-        <w:t>.</w:t>
+        <w:t>Цвета объектов на карте.</w:t>
       </w:r>
     </w:p>
     <w:tbl>
@@ -2833,16 +2827,7 @@
         </w:numPr>
       </w:pPr>
       <w:r>
-        <w:t xml:space="preserve">Заголовки </w:t>
-      </w:r>
-      <w:r>
-        <w:t>–</w:t>
-      </w:r>
-      <w:r>
-        <w:t xml:space="preserve"> Inter</w:t>
-      </w:r>
-      <w:r>
-        <w:t>.</w:t>
+        <w:t>Заголовки – Inter.</w:t>
       </w:r>
     </w:p>
     <w:tbl>
@@ -3639,19 +3624,7 @@
         <w:rPr>
           <w:lang w:val="en-US"/>
         </w:rPr>
-        <w:t xml:space="preserve"> </w:t>
-      </w:r>
-      <w:r>
-        <w:rPr>
-          <w:lang w:val="en-US"/>
-        </w:rPr>
-        <w:t>–</w:t>
-      </w:r>
-      <w:r>
-        <w:rPr>
-          <w:lang w:val="en-US"/>
-        </w:rPr>
-        <w:t xml:space="preserve"> Inter</w:t>
+        <w:t xml:space="preserve"> – Inter</w:t>
       </w:r>
       <w:r>
         <w:t>.</w:t>
@@ -4695,10 +4668,7 @@
         </w:numPr>
       </w:pPr>
       <w:r>
-        <w:t>Сетка отступов</w:t>
-      </w:r>
-      <w:r>
-        <w:t>.</w:t>
+        <w:t>Сетка отступов.</w:t>
       </w:r>
     </w:p>
     <w:tbl>
@@ -5505,10 +5475,7 @@
         </w:numPr>
       </w:pPr>
       <w:r>
-        <w:t>Высоты компонентов</w:t>
-      </w:r>
-      <w:r>
-        <w:t>.</w:t>
+        <w:t>Высоты компонентов.</w:t>
       </w:r>
     </w:p>
     <w:tbl>
@@ -7020,10 +6987,7 @@
         </w:numPr>
       </w:pPr>
       <w:r>
-        <w:t>Поля ввода</w:t>
-      </w:r>
-      <w:r>
-        <w:t>.</w:t>
+        <w:t>Поля ввода.</w:t>
       </w:r>
     </w:p>
     <w:tbl>
@@ -7560,10 +7524,7 @@
         </w:numPr>
       </w:pPr>
       <w:r>
-        <w:t>Карточка точки</w:t>
-      </w:r>
-      <w:r>
-        <w:t>.</w:t>
+        <w:t>Карточка точки.</w:t>
       </w:r>
     </w:p>
     <w:tbl>
@@ -7916,26 +7877,14 @@
         </w:tc>
       </w:tr>
     </w:tbl>
-    <w:p>
-      <w:pPr>
-        <w:rPr>
-          <w:lang w:val="en-US"/>
-        </w:rPr>
-      </w:pPr>
-    </w:p>
+    <w:p/>
     <w:p>
       <w:pPr>
         <w:spacing w:after="160" w:line="278" w:lineRule="auto"/>
         <w:ind w:firstLine="0"/>
         <w:jc w:val="left"/>
-        <w:rPr>
-          <w:lang w:val="en-US"/>
-        </w:rPr>
-      </w:pPr>
-      <w:r>
-        <w:rPr>
-          <w:lang w:val="en-US"/>
-        </w:rPr>
+      </w:pPr>
+      <w:r>
         <w:br w:type="page"/>
       </w:r>
     </w:p>
@@ -9825,13 +9774,7 @@
         </w:rPr>
       </w:pPr>
       <w:r>
-        <w:t xml:space="preserve">Тёмная тема </w:t>
-      </w:r>
-      <w:r>
-        <w:t>–</w:t>
-      </w:r>
-      <w:r>
-        <w:t xml:space="preserve"> проверка</w:t>
+        <w:t>Тёмная тема – проверка</w:t>
       </w:r>
       <w:r>
         <w:rPr>
@@ -10526,7 +10469,24 @@
     <w:p>
       <w:pPr>
         <w:ind w:firstLine="0"/>
-      </w:pPr>
+        <w:rPr>
+          <w:lang w:val="en-US"/>
+        </w:rPr>
+      </w:pPr>
+    </w:p>
+    <w:p>
+      <w:pPr>
+        <w:ind w:firstLine="0"/>
+        <w:rPr>
+          <w:lang w:val="en-US"/>
+        </w:rPr>
+      </w:pPr>
+      <w:r>
+        <w:rPr>
+          <w:lang w:val="en-US"/>
+        </w:rPr>
+        <w:t>https://www.figma.com/design/c6hweFVatuzUiFOxult9Q6/Android-App?node-id=0-1&amp;m=dev&amp;t=W8ujXR1xtBJhRZRT-1</w:t>
+      </w:r>
     </w:p>
     <w:sectPr>
       <w:pgSz w:w="11906" w:h="16838"/>
@@ -13603,6 +13563,7 @@
   <w:style w:type="character" w:default="1" w:styleId="a0">
     <w:name w:val="Default Paragraph Font"/>
     <w:uiPriority w:val="1"/>
+    <w:semiHidden/>
     <w:unhideWhenUsed/>
   </w:style>
   <w:style w:type="table" w:default="1" w:styleId="a1">
